--- a/MANIFESTO-DA-MARCA-PLANILHA-PROFISSIONAL.docx
+++ b/MANIFESTO-DA-MARCA-PLANILHA-PROFISSIONAL.docx
@@ -450,6 +450,10 @@
     <w:p>
       <w:pPr>
         <w:pStyle w:val="BlockText"/>
+        <w:pBdr>
+          <w:left w:val="single" w:sz="24" w:space="8" w:color="CAB77D"/>
+        </w:pBdr>
+        <w:shd w:val="clear" w:fill="ECE4BB"/>
       </w:pPr>
       <w:r>
         <w:rPr>
@@ -691,6 +695,10 @@
     <w:p>
       <w:pPr>
         <w:pStyle w:val="BlockText"/>
+        <w:pBdr>
+          <w:left w:val="single" w:sz="24" w:space="8" w:color="CAB77D"/>
+        </w:pBdr>
+        <w:shd w:val="clear" w:fill="ECE4BB"/>
       </w:pPr>
       <w:r>
         <w:rPr>
@@ -968,6 +976,10 @@
     <w:p>
       <w:pPr>
         <w:pStyle w:val="BlockText"/>
+        <w:pBdr>
+          <w:left w:val="single" w:sz="24" w:space="8" w:color="CAB77D"/>
+        </w:pBdr>
+        <w:shd w:val="clear" w:fill="ECE4BB"/>
       </w:pPr>
       <w:r>
         <w:rPr>
@@ -1161,6 +1173,10 @@
     <w:p>
       <w:pPr>
         <w:pStyle w:val="BlockText"/>
+        <w:pBdr>
+          <w:left w:val="single" w:sz="24" w:space="8" w:color="CAB77D"/>
+        </w:pBdr>
+        <w:shd w:val="clear" w:fill="ECE4BB"/>
       </w:pPr>
       <w:r>
         <w:rPr>
@@ -1398,6 +1414,10 @@
     <w:p>
       <w:pPr>
         <w:pStyle w:val="BlockText"/>
+        <w:pBdr>
+          <w:left w:val="single" w:sz="24" w:space="8" w:color="CAB77D"/>
+        </w:pBdr>
+        <w:shd w:val="clear" w:fill="ECE4BB"/>
       </w:pPr>
       <w:r>
         <w:rPr>
@@ -2435,6 +2455,10 @@
     <w:p>
       <w:pPr>
         <w:pStyle w:val="BlockText"/>
+        <w:pBdr>
+          <w:left w:val="single" w:sz="24" w:space="8" w:color="CAB77D"/>
+        </w:pBdr>
+        <w:shd w:val="clear" w:fill="ECE4BB"/>
       </w:pPr>
       <w:r>
         <w:rPr>
@@ -2455,6 +2479,14 @@
       <w:tblPr>
         <w:tblStyle w:val="Table"/>
         <w:tblW w:type="pct" w:w="5000.0"/>
+        <w:tblBorders>
+          <w:top w:val="single" w:sz="4" w:space="0" w:color="9FA488"/>
+          <w:left w:val="single" w:sz="4" w:space="0" w:color="9FA488"/>
+          <w:bottom w:val="single" w:sz="4" w:space="0" w:color="9FA488"/>
+          <w:right w:val="single" w:sz="4" w:space="0" w:color="9FA488"/>
+          <w:insideH w:val="single" w:sz="4" w:space="0" w:color="9FA488"/>
+          <w:insideV w:val="single" w:sz="4" w:space="0" w:color="9FA488"/>
+        </w:tblBorders>
         <w:tblLook w:firstRow="1"/>
       </w:tblPr>
       <w:tblGrid>
@@ -2471,6 +2503,7 @@
             <w:tcBorders>
               <w:bottom w:val="single"/>
             </w:tcBorders>
+            <w:shd w:val="clear" w:fill="184A4E"/>
             <w:vAlign w:val="bottom"/>
           </w:tcPr>
           <w:p>
@@ -2479,6 +2512,10 @@
               <w:jc w:val="left"/>
             </w:pPr>
             <w:r>
+              <w:rPr>
+                <w:b/>
+                <w:color w:val="ECE4BB"/>
+              </w:rPr>
               <w:t xml:space="preserve">Contexto</w:t>
             </w:r>
           </w:p>
@@ -2488,6 +2525,7 @@
             <w:tcBorders>
               <w:bottom w:val="single"/>
             </w:tcBorders>
+            <w:shd w:val="clear" w:fill="184A4E"/>
             <w:vAlign w:val="bottom"/>
           </w:tcPr>
           <w:p>
@@ -2496,6 +2534,10 @@
               <w:jc w:val="left"/>
             </w:pPr>
             <w:r>
+              <w:rPr>
+                <w:b/>
+                <w:color w:val="ECE4BB"/>
+              </w:rPr>
               <w:t xml:space="preserve">Arquétipo à frente</w:t>
             </w:r>
           </w:p>
@@ -2505,6 +2547,7 @@
             <w:tcBorders>
               <w:bottom w:val="single"/>
             </w:tcBorders>
+            <w:shd w:val="clear" w:fill="184A4E"/>
             <w:vAlign w:val="bottom"/>
           </w:tcPr>
           <w:p>
@@ -2513,6 +2556,10 @@
               <w:jc w:val="left"/>
             </w:pPr>
             <w:r>
+              <w:rPr>
+                <w:b/>
+                <w:color w:val="ECE4BB"/>
+              </w:rPr>
               <w:t xml:space="preserve">Os outros dois</w:t>
             </w:r>
           </w:p>
@@ -2520,6 +2567,9 @@
       </w:tr>
       <w:tr>
         <w:tc>
+          <w:tcPr>
+            <w:shd w:val="clear" w:fill="F8F9FA"/>
+          </w:tcPr>
           <w:p>
             <w:pPr>
               <w:pStyle w:val="Compact"/>
@@ -2531,6 +2581,9 @@
           </w:p>
         </w:tc>
         <w:tc>
+          <w:tcPr>
+            <w:shd w:val="clear" w:fill="F8F9FA"/>
+          </w:tcPr>
           <w:p>
             <w:pPr>
               <w:pStyle w:val="Compact"/>
@@ -2542,6 +2595,9 @@
           </w:p>
         </w:tc>
         <w:tc>
+          <w:tcPr>
+            <w:shd w:val="clear" w:fill="F8F9FA"/>
+          </w:tcPr>
           <w:p>
             <w:pPr>
               <w:pStyle w:val="Compact"/>
@@ -2555,6 +2611,9 @@
       </w:tr>
       <w:tr>
         <w:tc>
+          <w:tcPr>
+            <w:shd w:val="clear" w:fill="FFFFFF"/>
+          </w:tcPr>
           <w:p>
             <w:pPr>
               <w:pStyle w:val="Compact"/>
@@ -2566,6 +2625,9 @@
           </w:p>
         </w:tc>
         <w:tc>
+          <w:tcPr>
+            <w:shd w:val="clear" w:fill="FFFFFF"/>
+          </w:tcPr>
           <w:p>
             <w:pPr>
               <w:pStyle w:val="Compact"/>
@@ -2577,6 +2639,9 @@
           </w:p>
         </w:tc>
         <w:tc>
+          <w:tcPr>
+            <w:shd w:val="clear" w:fill="FFFFFF"/>
+          </w:tcPr>
           <w:p>
             <w:pPr>
               <w:pStyle w:val="Compact"/>
@@ -2590,6 +2655,9 @@
       </w:tr>
       <w:tr>
         <w:tc>
+          <w:tcPr>
+            <w:shd w:val="clear" w:fill="F8F9FA"/>
+          </w:tcPr>
           <w:p>
             <w:pPr>
               <w:pStyle w:val="Compact"/>
@@ -2601,6 +2669,9 @@
           </w:p>
         </w:tc>
         <w:tc>
+          <w:tcPr>
+            <w:shd w:val="clear" w:fill="F8F9FA"/>
+          </w:tcPr>
           <w:p>
             <w:pPr>
               <w:pStyle w:val="Compact"/>
@@ -2612,6 +2683,9 @@
           </w:p>
         </w:tc>
         <w:tc>
+          <w:tcPr>
+            <w:shd w:val="clear" w:fill="F8F9FA"/>
+          </w:tcPr>
           <w:p>
             <w:pPr>
               <w:pStyle w:val="Compact"/>
@@ -2625,6 +2699,9 @@
       </w:tr>
       <w:tr>
         <w:tc>
+          <w:tcPr>
+            <w:shd w:val="clear" w:fill="FFFFFF"/>
+          </w:tcPr>
           <w:p>
             <w:pPr>
               <w:pStyle w:val="Compact"/>
@@ -2636,6 +2713,9 @@
           </w:p>
         </w:tc>
         <w:tc>
+          <w:tcPr>
+            <w:shd w:val="clear" w:fill="FFFFFF"/>
+          </w:tcPr>
           <w:p>
             <w:pPr>
               <w:pStyle w:val="Compact"/>
@@ -2647,6 +2727,9 @@
           </w:p>
         </w:tc>
         <w:tc>
+          <w:tcPr>
+            <w:shd w:val="clear" w:fill="FFFFFF"/>
+          </w:tcPr>
           <w:p>
             <w:pPr>
               <w:pStyle w:val="Compact"/>
@@ -2660,6 +2743,9 @@
       </w:tr>
       <w:tr>
         <w:tc>
+          <w:tcPr>
+            <w:shd w:val="clear" w:fill="F8F9FA"/>
+          </w:tcPr>
           <w:p>
             <w:pPr>
               <w:pStyle w:val="Compact"/>
@@ -2671,6 +2757,9 @@
           </w:p>
         </w:tc>
         <w:tc>
+          <w:tcPr>
+            <w:shd w:val="clear" w:fill="F8F9FA"/>
+          </w:tcPr>
           <w:p>
             <w:pPr>
               <w:pStyle w:val="Compact"/>
@@ -2682,6 +2771,9 @@
           </w:p>
         </w:tc>
         <w:tc>
+          <w:tcPr>
+            <w:shd w:val="clear" w:fill="F8F9FA"/>
+          </w:tcPr>
           <w:p>
             <w:pPr>
               <w:pStyle w:val="Compact"/>
@@ -2831,6 +2923,10 @@
     <w:p>
       <w:pPr>
         <w:pStyle w:val="BlockText"/>
+        <w:pBdr>
+          <w:left w:val="single" w:sz="24" w:space="8" w:color="CAB77D"/>
+        </w:pBdr>
+        <w:shd w:val="clear" w:fill="ECE4BB"/>
       </w:pPr>
       <w:r>
         <w:rPr>
@@ -3085,6 +3181,10 @@
     <w:p>
       <w:pPr>
         <w:pStyle w:val="BlockText"/>
+        <w:pBdr>
+          <w:left w:val="single" w:sz="24" w:space="8" w:color="CAB77D"/>
+        </w:pBdr>
+        <w:shd w:val="clear" w:fill="ECE4BB"/>
       </w:pPr>
       <w:r>
         <w:rPr>
@@ -3127,6 +3227,14 @@
       <w:tblPr>
         <w:tblStyle w:val="Table"/>
         <w:tblW w:type="pct" w:w="0.0"/>
+        <w:tblBorders>
+          <w:top w:val="single" w:sz="4" w:space="0" w:color="9FA488"/>
+          <w:left w:val="single" w:sz="4" w:space="0" w:color="9FA488"/>
+          <w:bottom w:val="single" w:sz="4" w:space="0" w:color="9FA488"/>
+          <w:right w:val="single" w:sz="4" w:space="0" w:color="9FA488"/>
+          <w:insideH w:val="single" w:sz="4" w:space="0" w:color="9FA488"/>
+          <w:insideV w:val="single" w:sz="4" w:space="0" w:color="9FA488"/>
+        </w:tblBorders>
         <w:tblLook w:firstRow="1"/>
       </w:tblPr>
       <w:tblGrid/>
@@ -3139,6 +3247,7 @@
             <w:tcBorders>
               <w:bottom w:val="single"/>
             </w:tcBorders>
+            <w:shd w:val="clear" w:fill="184A4E"/>
             <w:vAlign w:val="bottom"/>
           </w:tcPr>
           <w:p>
@@ -3147,6 +3256,10 @@
               <w:jc w:val="left"/>
             </w:pPr>
             <w:r>
+              <w:rPr>
+                <w:b/>
+                <w:color w:val="ECE4BB"/>
+              </w:rPr>
               <w:t xml:space="preserve">Traço</w:t>
             </w:r>
           </w:p>
@@ -3156,6 +3269,7 @@
             <w:tcBorders>
               <w:bottom w:val="single"/>
             </w:tcBorders>
+            <w:shd w:val="clear" w:fill="184A4E"/>
             <w:vAlign w:val="bottom"/>
           </w:tcPr>
           <w:p>
@@ -3164,6 +3278,10 @@
               <w:jc w:val="left"/>
             </w:pPr>
             <w:r>
+              <w:rPr>
+                <w:b/>
+                <w:color w:val="ECE4BB"/>
+              </w:rPr>
               <w:t xml:space="preserve">Somos</w:t>
             </w:r>
           </w:p>
@@ -3173,6 +3291,7 @@
             <w:tcBorders>
               <w:bottom w:val="single"/>
             </w:tcBorders>
+            <w:shd w:val="clear" w:fill="184A4E"/>
             <w:vAlign w:val="bottom"/>
           </w:tcPr>
           <w:p>
@@ -3181,6 +3300,10 @@
               <w:jc w:val="left"/>
             </w:pPr>
             <w:r>
+              <w:rPr>
+                <w:b/>
+                <w:color w:val="ECE4BB"/>
+              </w:rPr>
               <w:t xml:space="preserve">Não somos</w:t>
             </w:r>
           </w:p>
@@ -3188,6 +3311,9 @@
       </w:tr>
       <w:tr>
         <w:tc>
+          <w:tcPr>
+            <w:shd w:val="clear" w:fill="F8F9FA"/>
+          </w:tcPr>
           <w:p>
             <w:pPr>
               <w:pStyle w:val="Compact"/>
@@ -3199,6 +3325,9 @@
           </w:p>
         </w:tc>
         <w:tc>
+          <w:tcPr>
+            <w:shd w:val="clear" w:fill="F8F9FA"/>
+          </w:tcPr>
           <w:p>
             <w:pPr>
               <w:pStyle w:val="Compact"/>
@@ -3210,6 +3339,9 @@
           </w:p>
         </w:tc>
         <w:tc>
+          <w:tcPr>
+            <w:shd w:val="clear" w:fill="F8F9FA"/>
+          </w:tcPr>
           <w:p>
             <w:pPr>
               <w:pStyle w:val="Compact"/>
@@ -3223,6 +3355,9 @@
       </w:tr>
       <w:tr>
         <w:tc>
+          <w:tcPr>
+            <w:shd w:val="clear" w:fill="FFFFFF"/>
+          </w:tcPr>
           <w:p>
             <w:pPr>
               <w:pStyle w:val="Compact"/>
@@ -3234,6 +3369,9 @@
           </w:p>
         </w:tc>
         <w:tc>
+          <w:tcPr>
+            <w:shd w:val="clear" w:fill="FFFFFF"/>
+          </w:tcPr>
           <w:p>
             <w:pPr>
               <w:pStyle w:val="Compact"/>
@@ -3245,6 +3383,9 @@
           </w:p>
         </w:tc>
         <w:tc>
+          <w:tcPr>
+            <w:shd w:val="clear" w:fill="FFFFFF"/>
+          </w:tcPr>
           <w:p>
             <w:pPr>
               <w:pStyle w:val="Compact"/>
@@ -3258,6 +3399,9 @@
       </w:tr>
       <w:tr>
         <w:tc>
+          <w:tcPr>
+            <w:shd w:val="clear" w:fill="F8F9FA"/>
+          </w:tcPr>
           <w:p>
             <w:pPr>
               <w:pStyle w:val="Compact"/>
@@ -3269,6 +3413,9 @@
           </w:p>
         </w:tc>
         <w:tc>
+          <w:tcPr>
+            <w:shd w:val="clear" w:fill="F8F9FA"/>
+          </w:tcPr>
           <w:p>
             <w:pPr>
               <w:pStyle w:val="Compact"/>
@@ -3280,6 +3427,9 @@
           </w:p>
         </w:tc>
         <w:tc>
+          <w:tcPr>
+            <w:shd w:val="clear" w:fill="F8F9FA"/>
+          </w:tcPr>
           <w:p>
             <w:pPr>
               <w:pStyle w:val="Compact"/>
@@ -3293,6 +3443,9 @@
       </w:tr>
       <w:tr>
         <w:tc>
+          <w:tcPr>
+            <w:shd w:val="clear" w:fill="FFFFFF"/>
+          </w:tcPr>
           <w:p>
             <w:pPr>
               <w:pStyle w:val="Compact"/>
@@ -3304,6 +3457,9 @@
           </w:p>
         </w:tc>
         <w:tc>
+          <w:tcPr>
+            <w:shd w:val="clear" w:fill="FFFFFF"/>
+          </w:tcPr>
           <w:p>
             <w:pPr>
               <w:pStyle w:val="Compact"/>
@@ -3315,6 +3471,9 @@
           </w:p>
         </w:tc>
         <w:tc>
+          <w:tcPr>
+            <w:shd w:val="clear" w:fill="FFFFFF"/>
+          </w:tcPr>
           <w:p>
             <w:pPr>
               <w:pStyle w:val="Compact"/>
@@ -3328,6 +3487,9 @@
       </w:tr>
       <w:tr>
         <w:tc>
+          <w:tcPr>
+            <w:shd w:val="clear" w:fill="F8F9FA"/>
+          </w:tcPr>
           <w:p>
             <w:pPr>
               <w:pStyle w:val="Compact"/>
@@ -3339,6 +3501,9 @@
           </w:p>
         </w:tc>
         <w:tc>
+          <w:tcPr>
+            <w:shd w:val="clear" w:fill="F8F9FA"/>
+          </w:tcPr>
           <w:p>
             <w:pPr>
               <w:pStyle w:val="Compact"/>
@@ -3350,6 +3515,9 @@
           </w:p>
         </w:tc>
         <w:tc>
+          <w:tcPr>
+            <w:shd w:val="clear" w:fill="F8F9FA"/>
+          </w:tcPr>
           <w:p>
             <w:pPr>
               <w:pStyle w:val="Compact"/>
@@ -3363,6 +3531,9 @@
       </w:tr>
       <w:tr>
         <w:tc>
+          <w:tcPr>
+            <w:shd w:val="clear" w:fill="FFFFFF"/>
+          </w:tcPr>
           <w:p>
             <w:pPr>
               <w:pStyle w:val="Compact"/>
@@ -3374,6 +3545,9 @@
           </w:p>
         </w:tc>
         <w:tc>
+          <w:tcPr>
+            <w:shd w:val="clear" w:fill="FFFFFF"/>
+          </w:tcPr>
           <w:p>
             <w:pPr>
               <w:pStyle w:val="Compact"/>
@@ -3385,6 +3559,9 @@
           </w:p>
         </w:tc>
         <w:tc>
+          <w:tcPr>
+            <w:shd w:val="clear" w:fill="FFFFFF"/>
+          </w:tcPr>
           <w:p>
             <w:pPr>
               <w:pStyle w:val="Compact"/>
@@ -3653,6 +3830,14 @@
       <w:tblPr>
         <w:tblStyle w:val="Table"/>
         <w:tblW w:type="pct" w:w="5000.0"/>
+        <w:tblBorders>
+          <w:top w:val="single" w:sz="4" w:space="0" w:color="9FA488"/>
+          <w:left w:val="single" w:sz="4" w:space="0" w:color="9FA488"/>
+          <w:bottom w:val="single" w:sz="4" w:space="0" w:color="9FA488"/>
+          <w:right w:val="single" w:sz="4" w:space="0" w:color="9FA488"/>
+          <w:insideH w:val="single" w:sz="4" w:space="0" w:color="9FA488"/>
+          <w:insideV w:val="single" w:sz="4" w:space="0" w:color="9FA488"/>
+        </w:tblBorders>
         <w:tblLook w:firstRow="1"/>
       </w:tblPr>
       <w:tblGrid>
@@ -3668,6 +3853,7 @@
             <w:tcBorders>
               <w:bottom w:val="single"/>
             </w:tcBorders>
+            <w:shd w:val="clear" w:fill="184A4E"/>
             <w:vAlign w:val="bottom"/>
           </w:tcPr>
           <w:p>
@@ -3676,6 +3862,10 @@
               <w:jc w:val="left"/>
             </w:pPr>
             <w:r>
+              <w:rPr>
+                <w:b/>
+                <w:color w:val="ECE4BB"/>
+              </w:rPr>
               <w:t xml:space="preserve">Canal</w:t>
             </w:r>
           </w:p>
@@ -3685,6 +3875,7 @@
             <w:tcBorders>
               <w:bottom w:val="single"/>
             </w:tcBorders>
+            <w:shd w:val="clear" w:fill="184A4E"/>
             <w:vAlign w:val="bottom"/>
           </w:tcPr>
           <w:p>
@@ -3693,6 +3884,10 @@
               <w:jc w:val="left"/>
             </w:pPr>
             <w:r>
+              <w:rPr>
+                <w:b/>
+                <w:color w:val="ECE4BB"/>
+              </w:rPr>
               <w:t xml:space="preserve">Tom</w:t>
             </w:r>
           </w:p>
@@ -3700,6 +3895,9 @@
       </w:tr>
       <w:tr>
         <w:tc>
+          <w:tcPr>
+            <w:shd w:val="clear" w:fill="F8F9FA"/>
+          </w:tcPr>
           <w:p>
             <w:pPr>
               <w:pStyle w:val="Compact"/>
@@ -3711,6 +3909,9 @@
           </w:p>
         </w:tc>
         <w:tc>
+          <w:tcPr>
+            <w:shd w:val="clear" w:fill="F8F9FA"/>
+          </w:tcPr>
           <w:p>
             <w:pPr>
               <w:pStyle w:val="Compact"/>
@@ -3724,6 +3925,9 @@
       </w:tr>
       <w:tr>
         <w:tc>
+          <w:tcPr>
+            <w:shd w:val="clear" w:fill="FFFFFF"/>
+          </w:tcPr>
           <w:p>
             <w:pPr>
               <w:pStyle w:val="Compact"/>
@@ -3735,6 +3939,9 @@
           </w:p>
         </w:tc>
         <w:tc>
+          <w:tcPr>
+            <w:shd w:val="clear" w:fill="FFFFFF"/>
+          </w:tcPr>
           <w:p>
             <w:pPr>
               <w:pStyle w:val="Compact"/>
@@ -3748,6 +3955,9 @@
       </w:tr>
       <w:tr>
         <w:tc>
+          <w:tcPr>
+            <w:shd w:val="clear" w:fill="F8F9FA"/>
+          </w:tcPr>
           <w:p>
             <w:pPr>
               <w:pStyle w:val="Compact"/>
@@ -3759,6 +3969,9 @@
           </w:p>
         </w:tc>
         <w:tc>
+          <w:tcPr>
+            <w:shd w:val="clear" w:fill="F8F9FA"/>
+          </w:tcPr>
           <w:p>
             <w:pPr>
               <w:pStyle w:val="Compact"/>
@@ -3772,6 +3985,9 @@
       </w:tr>
       <w:tr>
         <w:tc>
+          <w:tcPr>
+            <w:shd w:val="clear" w:fill="FFFFFF"/>
+          </w:tcPr>
           <w:p>
             <w:pPr>
               <w:pStyle w:val="Compact"/>
@@ -3783,6 +3999,9 @@
           </w:p>
         </w:tc>
         <w:tc>
+          <w:tcPr>
+            <w:shd w:val="clear" w:fill="FFFFFF"/>
+          </w:tcPr>
           <w:p>
             <w:pPr>
               <w:pStyle w:val="Compact"/>
@@ -3808,6 +4027,9 @@
       </w:tr>
       <w:tr>
         <w:tc>
+          <w:tcPr>
+            <w:shd w:val="clear" w:fill="F8F9FA"/>
+          </w:tcPr>
           <w:p>
             <w:pPr>
               <w:pStyle w:val="Compact"/>
@@ -3819,6 +4041,9 @@
           </w:p>
         </w:tc>
         <w:tc>
+          <w:tcPr>
+            <w:shd w:val="clear" w:fill="F8F9FA"/>
+          </w:tcPr>
           <w:p>
             <w:pPr>
               <w:pStyle w:val="Compact"/>
@@ -3832,6 +4057,9 @@
       </w:tr>
       <w:tr>
         <w:tc>
+          <w:tcPr>
+            <w:shd w:val="clear" w:fill="FFFFFF"/>
+          </w:tcPr>
           <w:p>
             <w:pPr>
               <w:pStyle w:val="Compact"/>
@@ -3843,6 +4071,9 @@
           </w:p>
         </w:tc>
         <w:tc>
+          <w:tcPr>
+            <w:shd w:val="clear" w:fill="FFFFFF"/>
+          </w:tcPr>
           <w:p>
             <w:pPr>
               <w:pStyle w:val="Compact"/>
@@ -3856,6 +4087,9 @@
       </w:tr>
       <w:tr>
         <w:tc>
+          <w:tcPr>
+            <w:shd w:val="clear" w:fill="F8F9FA"/>
+          </w:tcPr>
           <w:p>
             <w:pPr>
               <w:pStyle w:val="Compact"/>
@@ -3867,6 +4101,9 @@
           </w:p>
         </w:tc>
         <w:tc>
+          <w:tcPr>
+            <w:shd w:val="clear" w:fill="F8F9FA"/>
+          </w:tcPr>
           <w:p>
             <w:pPr>
               <w:pStyle w:val="Compact"/>
@@ -4001,6 +4238,10 @@
     <w:p>
       <w:pPr>
         <w:pStyle w:val="BlockText"/>
+        <w:pBdr>
+          <w:left w:val="single" w:sz="24" w:space="8" w:color="CAB77D"/>
+        </w:pBdr>
+        <w:shd w:val="clear" w:fill="ECE4BB"/>
       </w:pPr>
       <w:r>
         <w:rPr>
@@ -4031,6 +4272,10 @@
     <w:p>
       <w:pPr>
         <w:pStyle w:val="BlockText"/>
+        <w:pBdr>
+          <w:left w:val="single" w:sz="24" w:space="8" w:color="CAB77D"/>
+        </w:pBdr>
+        <w:shd w:val="clear" w:fill="ECE4BB"/>
       </w:pPr>
       <w:r>
         <w:rPr>
@@ -4172,6 +4417,14 @@
       <w:tblPr>
         <w:tblStyle w:val="Table"/>
         <w:tblW w:type="pct" w:w="5000.0"/>
+        <w:tblBorders>
+          <w:top w:val="single" w:sz="4" w:space="0" w:color="9FA488"/>
+          <w:left w:val="single" w:sz="4" w:space="0" w:color="9FA488"/>
+          <w:bottom w:val="single" w:sz="4" w:space="0" w:color="9FA488"/>
+          <w:right w:val="single" w:sz="4" w:space="0" w:color="9FA488"/>
+          <w:insideH w:val="single" w:sz="4" w:space="0" w:color="9FA488"/>
+          <w:insideV w:val="single" w:sz="4" w:space="0" w:color="9FA488"/>
+        </w:tblBorders>
         <w:tblLook w:firstRow="1"/>
       </w:tblPr>
       <w:tblGrid>
@@ -4189,6 +4442,7 @@
             <w:tcBorders>
               <w:bottom w:val="single"/>
             </w:tcBorders>
+            <w:shd w:val="clear" w:fill="184A4E"/>
             <w:vAlign w:val="bottom"/>
           </w:tcPr>
           <w:p>
@@ -4197,6 +4451,10 @@
               <w:jc w:val="left"/>
             </w:pPr>
             <w:r>
+              <w:rPr>
+                <w:b/>
+                <w:color w:val="ECE4BB"/>
+              </w:rPr>
               <w:t xml:space="preserve">Cor</w:t>
             </w:r>
           </w:p>
@@ -4206,6 +4464,7 @@
             <w:tcBorders>
               <w:bottom w:val="single"/>
             </w:tcBorders>
+            <w:shd w:val="clear" w:fill="184A4E"/>
             <w:vAlign w:val="bottom"/>
           </w:tcPr>
           <w:p>
@@ -4214,6 +4473,10 @@
               <w:jc w:val="left"/>
             </w:pPr>
             <w:r>
+              <w:rPr>
+                <w:b/>
+                <w:color w:val="ECE4BB"/>
+              </w:rPr>
               <w:t xml:space="preserve">Hex</w:t>
             </w:r>
           </w:p>
@@ -4223,6 +4486,7 @@
             <w:tcBorders>
               <w:bottom w:val="single"/>
             </w:tcBorders>
+            <w:shd w:val="clear" w:fill="184A4E"/>
             <w:vAlign w:val="bottom"/>
           </w:tcPr>
           <w:p>
@@ -4231,6 +4495,10 @@
               <w:jc w:val="left"/>
             </w:pPr>
             <w:r>
+              <w:rPr>
+                <w:b/>
+                <w:color w:val="ECE4BB"/>
+              </w:rPr>
               <w:t xml:space="preserve">Papel</w:t>
             </w:r>
           </w:p>
@@ -4240,6 +4508,7 @@
             <w:tcBorders>
               <w:bottom w:val="single"/>
             </w:tcBorders>
+            <w:shd w:val="clear" w:fill="184A4E"/>
             <w:vAlign w:val="bottom"/>
           </w:tcPr>
           <w:p>
@@ -4248,6 +4517,10 @@
               <w:jc w:val="left"/>
             </w:pPr>
             <w:r>
+              <w:rPr>
+                <w:b/>
+                <w:color w:val="ECE4BB"/>
+              </w:rPr>
               <w:t xml:space="preserve">Uso</w:t>
             </w:r>
           </w:p>
@@ -4255,6 +4528,9 @@
       </w:tr>
       <w:tr>
         <w:tc>
+          <w:tcPr>
+            <w:shd w:val="clear" w:fill="F8F9FA"/>
+          </w:tcPr>
           <w:p>
             <w:pPr>
               <w:pStyle w:val="Compact"/>
@@ -4266,6 +4542,9 @@
           </w:p>
         </w:tc>
         <w:tc>
+          <w:tcPr>
+            <w:shd w:val="clear" w:fill="F8F9FA"/>
+          </w:tcPr>
           <w:p>
             <w:pPr>
               <w:pStyle w:val="Compact"/>
@@ -4280,6 +4559,9 @@
           </w:p>
         </w:tc>
         <w:tc>
+          <w:tcPr>
+            <w:shd w:val="clear" w:fill="F8F9FA"/>
+          </w:tcPr>
           <w:p>
             <w:pPr>
               <w:pStyle w:val="Compact"/>
@@ -4294,6 +4576,9 @@
           </w:p>
         </w:tc>
         <w:tc>
+          <w:tcPr>
+            <w:shd w:val="clear" w:fill="F8F9FA"/>
+          </w:tcPr>
           <w:p>
             <w:pPr>
               <w:pStyle w:val="Compact"/>
@@ -4307,6 +4592,9 @@
       </w:tr>
       <w:tr>
         <w:tc>
+          <w:tcPr>
+            <w:shd w:val="clear" w:fill="FFFFFF"/>
+          </w:tcPr>
           <w:p>
             <w:pPr>
               <w:pStyle w:val="Compact"/>
@@ -4318,6 +4606,9 @@
           </w:p>
         </w:tc>
         <w:tc>
+          <w:tcPr>
+            <w:shd w:val="clear" w:fill="FFFFFF"/>
+          </w:tcPr>
           <w:p>
             <w:pPr>
               <w:pStyle w:val="Compact"/>
@@ -4332,6 +4623,9 @@
           </w:p>
         </w:tc>
         <w:tc>
+          <w:tcPr>
+            <w:shd w:val="clear" w:fill="FFFFFF"/>
+          </w:tcPr>
           <w:p>
             <w:pPr>
               <w:pStyle w:val="Compact"/>
@@ -4346,6 +4640,9 @@
           </w:p>
         </w:tc>
         <w:tc>
+          <w:tcPr>
+            <w:shd w:val="clear" w:fill="FFFFFF"/>
+          </w:tcPr>
           <w:p>
             <w:pPr>
               <w:pStyle w:val="Compact"/>
@@ -4359,6 +4656,9 @@
       </w:tr>
       <w:tr>
         <w:tc>
+          <w:tcPr>
+            <w:shd w:val="clear" w:fill="F8F9FA"/>
+          </w:tcPr>
           <w:p>
             <w:pPr>
               <w:pStyle w:val="Compact"/>
@@ -4370,6 +4670,9 @@
           </w:p>
         </w:tc>
         <w:tc>
+          <w:tcPr>
+            <w:shd w:val="clear" w:fill="F8F9FA"/>
+          </w:tcPr>
           <w:p>
             <w:pPr>
               <w:pStyle w:val="Compact"/>
@@ -4384,6 +4687,9 @@
           </w:p>
         </w:tc>
         <w:tc>
+          <w:tcPr>
+            <w:shd w:val="clear" w:fill="F8F9FA"/>
+          </w:tcPr>
           <w:p>
             <w:pPr>
               <w:pStyle w:val="Compact"/>
@@ -4398,6 +4704,9 @@
           </w:p>
         </w:tc>
         <w:tc>
+          <w:tcPr>
+            <w:shd w:val="clear" w:fill="F8F9FA"/>
+          </w:tcPr>
           <w:p>
             <w:pPr>
               <w:pStyle w:val="Compact"/>
@@ -4411,6 +4720,9 @@
       </w:tr>
       <w:tr>
         <w:tc>
+          <w:tcPr>
+            <w:shd w:val="clear" w:fill="FFFFFF"/>
+          </w:tcPr>
           <w:p>
             <w:pPr>
               <w:pStyle w:val="Compact"/>
@@ -4422,6 +4734,9 @@
           </w:p>
         </w:tc>
         <w:tc>
+          <w:tcPr>
+            <w:shd w:val="clear" w:fill="FFFFFF"/>
+          </w:tcPr>
           <w:p>
             <w:pPr>
               <w:pStyle w:val="Compact"/>
@@ -4436,6 +4751,9 @@
           </w:p>
         </w:tc>
         <w:tc>
+          <w:tcPr>
+            <w:shd w:val="clear" w:fill="FFFFFF"/>
+          </w:tcPr>
           <w:p>
             <w:pPr>
               <w:pStyle w:val="Compact"/>
@@ -4450,6 +4768,9 @@
           </w:p>
         </w:tc>
         <w:tc>
+          <w:tcPr>
+            <w:shd w:val="clear" w:fill="FFFFFF"/>
+          </w:tcPr>
           <w:p>
             <w:pPr>
               <w:pStyle w:val="Compact"/>
@@ -4463,6 +4784,9 @@
       </w:tr>
       <w:tr>
         <w:tc>
+          <w:tcPr>
+            <w:shd w:val="clear" w:fill="F8F9FA"/>
+          </w:tcPr>
           <w:p>
             <w:pPr>
               <w:pStyle w:val="Compact"/>
@@ -4474,6 +4798,9 @@
           </w:p>
         </w:tc>
         <w:tc>
+          <w:tcPr>
+            <w:shd w:val="clear" w:fill="F8F9FA"/>
+          </w:tcPr>
           <w:p>
             <w:pPr>
               <w:pStyle w:val="Compact"/>
@@ -4488,6 +4815,9 @@
           </w:p>
         </w:tc>
         <w:tc>
+          <w:tcPr>
+            <w:shd w:val="clear" w:fill="F8F9FA"/>
+          </w:tcPr>
           <w:p>
             <w:pPr>
               <w:pStyle w:val="Compact"/>
@@ -4502,6 +4832,9 @@
           </w:p>
         </w:tc>
         <w:tc>
+          <w:tcPr>
+            <w:shd w:val="clear" w:fill="F8F9FA"/>
+          </w:tcPr>
           <w:p>
             <w:pPr>
               <w:pStyle w:val="Compact"/>
@@ -4679,6 +5012,14 @@
       <w:tblPr>
         <w:tblStyle w:val="Table"/>
         <w:tblW w:type="pct" w:w="0.0"/>
+        <w:tblBorders>
+          <w:top w:val="single" w:sz="4" w:space="0" w:color="9FA488"/>
+          <w:left w:val="single" w:sz="4" w:space="0" w:color="9FA488"/>
+          <w:bottom w:val="single" w:sz="4" w:space="0" w:color="9FA488"/>
+          <w:right w:val="single" w:sz="4" w:space="0" w:color="9FA488"/>
+          <w:insideH w:val="single" w:sz="4" w:space="0" w:color="9FA488"/>
+          <w:insideV w:val="single" w:sz="4" w:space="0" w:color="9FA488"/>
+        </w:tblBorders>
         <w:tblLook w:firstRow="1"/>
       </w:tblPr>
       <w:tblGrid/>
@@ -4691,6 +5032,7 @@
             <w:tcBorders>
               <w:bottom w:val="single"/>
             </w:tcBorders>
+            <w:shd w:val="clear" w:fill="184A4E"/>
             <w:vAlign w:val="bottom"/>
           </w:tcPr>
           <w:p>
@@ -4699,6 +5041,10 @@
               <w:jc w:val="left"/>
             </w:pPr>
             <w:r>
+              <w:rPr>
+                <w:b/>
+                <w:color w:val="ECE4BB"/>
+              </w:rPr>
               <w:t xml:space="preserve">Elemento</w:t>
             </w:r>
           </w:p>
@@ -4708,6 +5054,7 @@
             <w:tcBorders>
               <w:bottom w:val="single"/>
             </w:tcBorders>
+            <w:shd w:val="clear" w:fill="184A4E"/>
             <w:vAlign w:val="bottom"/>
           </w:tcPr>
           <w:p>
@@ -4716,6 +5063,10 @@
               <w:jc w:val="left"/>
             </w:pPr>
             <w:r>
+              <w:rPr>
+                <w:b/>
+                <w:color w:val="ECE4BB"/>
+              </w:rPr>
               <w:t xml:space="preserve">Estilo</w:t>
             </w:r>
           </w:p>
@@ -4723,6 +5074,9 @@
       </w:tr>
       <w:tr>
         <w:tc>
+          <w:tcPr>
+            <w:shd w:val="clear" w:fill="F8F9FA"/>
+          </w:tcPr>
           <w:p>
             <w:pPr>
               <w:pStyle w:val="Compact"/>
@@ -4734,6 +5088,9 @@
           </w:p>
         </w:tc>
         <w:tc>
+          <w:tcPr>
+            <w:shd w:val="clear" w:fill="F8F9FA"/>
+          </w:tcPr>
           <w:p>
             <w:pPr>
               <w:pStyle w:val="Compact"/>
@@ -4747,6 +5104,9 @@
       </w:tr>
       <w:tr>
         <w:tc>
+          <w:tcPr>
+            <w:shd w:val="clear" w:fill="FFFFFF"/>
+          </w:tcPr>
           <w:p>
             <w:pPr>
               <w:pStyle w:val="Compact"/>
@@ -4758,6 +5118,9 @@
           </w:p>
         </w:tc>
         <w:tc>
+          <w:tcPr>
+            <w:shd w:val="clear" w:fill="FFFFFF"/>
+          </w:tcPr>
           <w:p>
             <w:pPr>
               <w:pStyle w:val="Compact"/>
@@ -4771,6 +5134,9 @@
       </w:tr>
       <w:tr>
         <w:tc>
+          <w:tcPr>
+            <w:shd w:val="clear" w:fill="F8F9FA"/>
+          </w:tcPr>
           <w:p>
             <w:pPr>
               <w:pStyle w:val="Compact"/>
@@ -4782,6 +5148,9 @@
           </w:p>
         </w:tc>
         <w:tc>
+          <w:tcPr>
+            <w:shd w:val="clear" w:fill="F8F9FA"/>
+          </w:tcPr>
           <w:p>
             <w:pPr>
               <w:pStyle w:val="Compact"/>
@@ -4795,6 +5164,9 @@
       </w:tr>
       <w:tr>
         <w:tc>
+          <w:tcPr>
+            <w:shd w:val="clear" w:fill="FFFFFF"/>
+          </w:tcPr>
           <w:p>
             <w:pPr>
               <w:pStyle w:val="Compact"/>
@@ -4806,6 +5178,9 @@
           </w:p>
         </w:tc>
         <w:tc>
+          <w:tcPr>
+            <w:shd w:val="clear" w:fill="FFFFFF"/>
+          </w:tcPr>
           <w:p>
             <w:pPr>
               <w:pStyle w:val="Compact"/>
@@ -4819,6 +5194,9 @@
       </w:tr>
       <w:tr>
         <w:tc>
+          <w:tcPr>
+            <w:shd w:val="clear" w:fill="F8F9FA"/>
+          </w:tcPr>
           <w:p>
             <w:pPr>
               <w:pStyle w:val="Compact"/>
@@ -4830,6 +5208,9 @@
           </w:p>
         </w:tc>
         <w:tc>
+          <w:tcPr>
+            <w:shd w:val="clear" w:fill="F8F9FA"/>
+          </w:tcPr>
           <w:p>
             <w:pPr>
               <w:pStyle w:val="Compact"/>
@@ -5205,6 +5586,10 @@
     <w:p>
       <w:pPr>
         <w:pStyle w:val="BlockText"/>
+        <w:pBdr>
+          <w:left w:val="single" w:sz="24" w:space="8" w:color="CAB77D"/>
+        </w:pBdr>
+        <w:shd w:val="clear" w:fill="ECE4BB"/>
       </w:pPr>
       <w:r>
         <w:rPr>
@@ -5941,6 +6326,14 @@
       <w:tblPr>
         <w:tblStyle w:val="Table"/>
         <w:tblW w:type="pct" w:w="5000.0"/>
+        <w:tblBorders>
+          <w:top w:val="single" w:sz="4" w:space="0" w:color="9FA488"/>
+          <w:left w:val="single" w:sz="4" w:space="0" w:color="9FA488"/>
+          <w:bottom w:val="single" w:sz="4" w:space="0" w:color="9FA488"/>
+          <w:right w:val="single" w:sz="4" w:space="0" w:color="9FA488"/>
+          <w:insideH w:val="single" w:sz="4" w:space="0" w:color="9FA488"/>
+          <w:insideV w:val="single" w:sz="4" w:space="0" w:color="9FA488"/>
+        </w:tblBorders>
         <w:tblLook w:firstRow="1"/>
       </w:tblPr>
       <w:tblGrid>
@@ -5958,6 +6351,7 @@
             <w:tcBorders>
               <w:bottom w:val="single"/>
             </w:tcBorders>
+            <w:shd w:val="clear" w:fill="184A4E"/>
             <w:vAlign w:val="bottom"/>
           </w:tcPr>
           <w:p>
@@ -5966,6 +6360,10 @@
               <w:jc w:val="left"/>
             </w:pPr>
             <w:r>
+              <w:rPr>
+                <w:b/>
+                <w:color w:val="ECE4BB"/>
+              </w:rPr>
               <w:t xml:space="preserve">Pilar</w:t>
             </w:r>
           </w:p>
@@ -5975,6 +6373,7 @@
             <w:tcBorders>
               <w:bottom w:val="single"/>
             </w:tcBorders>
+            <w:shd w:val="clear" w:fill="184A4E"/>
             <w:vAlign w:val="bottom"/>
           </w:tcPr>
           <w:p>
@@ -5983,6 +6382,10 @@
               <w:jc w:val="left"/>
             </w:pPr>
             <w:r>
+              <w:rPr>
+                <w:b/>
+                <w:color w:val="ECE4BB"/>
+              </w:rPr>
               <w:t xml:space="preserve">Arquétipo</w:t>
             </w:r>
           </w:p>
@@ -5992,6 +6395,7 @@
             <w:tcBorders>
               <w:bottom w:val="single"/>
             </w:tcBorders>
+            <w:shd w:val="clear" w:fill="184A4E"/>
             <w:vAlign w:val="bottom"/>
           </w:tcPr>
           <w:p>
@@ -6000,6 +6404,10 @@
               <w:jc w:val="left"/>
             </w:pPr>
             <w:r>
+              <w:rPr>
+                <w:b/>
+                <w:color w:val="ECE4BB"/>
+              </w:rPr>
               <w:t xml:space="preserve">Conteúdo</w:t>
             </w:r>
           </w:p>
@@ -6009,6 +6417,7 @@
             <w:tcBorders>
               <w:bottom w:val="single"/>
             </w:tcBorders>
+            <w:shd w:val="clear" w:fill="184A4E"/>
             <w:vAlign w:val="bottom"/>
           </w:tcPr>
           <w:p>
@@ -6017,6 +6426,10 @@
               <w:jc w:val="left"/>
             </w:pPr>
             <w:r>
+              <w:rPr>
+                <w:b/>
+                <w:color w:val="ECE4BB"/>
+              </w:rPr>
               <w:t xml:space="preserve">Proporção sugerida</w:t>
             </w:r>
           </w:p>
@@ -6024,6 +6437,9 @@
       </w:tr>
       <w:tr>
         <w:tc>
+          <w:tcPr>
+            <w:shd w:val="clear" w:fill="F8F9FA"/>
+          </w:tcPr>
           <w:p>
             <w:pPr>
               <w:pStyle w:val="Compact"/>
@@ -6038,6 +6454,9 @@
           </w:p>
         </w:tc>
         <w:tc>
+          <w:tcPr>
+            <w:shd w:val="clear" w:fill="F8F9FA"/>
+          </w:tcPr>
           <w:p>
             <w:pPr>
               <w:pStyle w:val="Compact"/>
@@ -6049,6 +6468,9 @@
           </w:p>
         </w:tc>
         <w:tc>
+          <w:tcPr>
+            <w:shd w:val="clear" w:fill="F8F9FA"/>
+          </w:tcPr>
           <w:p>
             <w:pPr>
               <w:pStyle w:val="Compact"/>
@@ -6060,6 +6482,9 @@
           </w:p>
         </w:tc>
         <w:tc>
+          <w:tcPr>
+            <w:shd w:val="clear" w:fill="F8F9FA"/>
+          </w:tcPr>
           <w:p>
             <w:pPr>
               <w:pStyle w:val="Compact"/>
@@ -6073,6 +6498,9 @@
       </w:tr>
       <w:tr>
         <w:tc>
+          <w:tcPr>
+            <w:shd w:val="clear" w:fill="FFFFFF"/>
+          </w:tcPr>
           <w:p>
             <w:pPr>
               <w:pStyle w:val="Compact"/>
@@ -6087,6 +6515,9 @@
           </w:p>
         </w:tc>
         <w:tc>
+          <w:tcPr>
+            <w:shd w:val="clear" w:fill="FFFFFF"/>
+          </w:tcPr>
           <w:p>
             <w:pPr>
               <w:pStyle w:val="Compact"/>
@@ -6098,6 +6529,9 @@
           </w:p>
         </w:tc>
         <w:tc>
+          <w:tcPr>
+            <w:shd w:val="clear" w:fill="FFFFFF"/>
+          </w:tcPr>
           <w:p>
             <w:pPr>
               <w:pStyle w:val="Compact"/>
@@ -6109,6 +6543,9 @@
           </w:p>
         </w:tc>
         <w:tc>
+          <w:tcPr>
+            <w:shd w:val="clear" w:fill="FFFFFF"/>
+          </w:tcPr>
           <w:p>
             <w:pPr>
               <w:pStyle w:val="Compact"/>
@@ -6122,6 +6559,9 @@
       </w:tr>
       <w:tr>
         <w:tc>
+          <w:tcPr>
+            <w:shd w:val="clear" w:fill="F8F9FA"/>
+          </w:tcPr>
           <w:p>
             <w:pPr>
               <w:pStyle w:val="Compact"/>
@@ -6136,6 +6576,9 @@
           </w:p>
         </w:tc>
         <w:tc>
+          <w:tcPr>
+            <w:shd w:val="clear" w:fill="F8F9FA"/>
+          </w:tcPr>
           <w:p>
             <w:pPr>
               <w:pStyle w:val="Compact"/>
@@ -6147,6 +6590,9 @@
           </w:p>
         </w:tc>
         <w:tc>
+          <w:tcPr>
+            <w:shd w:val="clear" w:fill="F8F9FA"/>
+          </w:tcPr>
           <w:p>
             <w:pPr>
               <w:pStyle w:val="Compact"/>
@@ -6158,6 +6604,9 @@
           </w:p>
         </w:tc>
         <w:tc>
+          <w:tcPr>
+            <w:shd w:val="clear" w:fill="F8F9FA"/>
+          </w:tcPr>
           <w:p>
             <w:pPr>
               <w:pStyle w:val="Compact"/>
@@ -6171,6 +6620,9 @@
       </w:tr>
       <w:tr>
         <w:tc>
+          <w:tcPr>
+            <w:shd w:val="clear" w:fill="FFFFFF"/>
+          </w:tcPr>
           <w:p>
             <w:pPr>
               <w:pStyle w:val="Compact"/>
@@ -6185,6 +6637,9 @@
           </w:p>
         </w:tc>
         <w:tc>
+          <w:tcPr>
+            <w:shd w:val="clear" w:fill="FFFFFF"/>
+          </w:tcPr>
           <w:p>
             <w:pPr>
               <w:pStyle w:val="Compact"/>
@@ -6196,6 +6651,9 @@
           </w:p>
         </w:tc>
         <w:tc>
+          <w:tcPr>
+            <w:shd w:val="clear" w:fill="FFFFFF"/>
+          </w:tcPr>
           <w:p>
             <w:pPr>
               <w:pStyle w:val="Compact"/>
@@ -6207,6 +6665,9 @@
           </w:p>
         </w:tc>
         <w:tc>
+          <w:tcPr>
+            <w:shd w:val="clear" w:fill="FFFFFF"/>
+          </w:tcPr>
           <w:p>
             <w:pPr>
               <w:pStyle w:val="Compact"/>
@@ -7021,6 +7482,14 @@
       <w:tblPr>
         <w:tblStyle w:val="Table"/>
         <w:tblW w:type="pct" w:w="0.0"/>
+        <w:tblBorders>
+          <w:top w:val="single" w:sz="4" w:space="0" w:color="9FA488"/>
+          <w:left w:val="single" w:sz="4" w:space="0" w:color="9FA488"/>
+          <w:bottom w:val="single" w:sz="4" w:space="0" w:color="9FA488"/>
+          <w:right w:val="single" w:sz="4" w:space="0" w:color="9FA488"/>
+          <w:insideH w:val="single" w:sz="4" w:space="0" w:color="9FA488"/>
+          <w:insideV w:val="single" w:sz="4" w:space="0" w:color="9FA488"/>
+        </w:tblBorders>
         <w:tblLook w:firstRow="1"/>
       </w:tblPr>
       <w:tblGrid/>
@@ -7033,6 +7502,7 @@
             <w:tcBorders>
               <w:bottom w:val="single"/>
             </w:tcBorders>
+            <w:shd w:val="clear" w:fill="184A4E"/>
             <w:vAlign w:val="bottom"/>
           </w:tcPr>
           <w:p>
@@ -7041,6 +7511,10 @@
               <w:jc w:val="left"/>
             </w:pPr>
             <w:r>
+              <w:rPr>
+                <w:b/>
+                <w:color w:val="ECE4BB"/>
+              </w:rPr>
               <w:t xml:space="preserve">Versão</w:t>
             </w:r>
           </w:p>
@@ -7050,6 +7524,7 @@
             <w:tcBorders>
               <w:bottom w:val="single"/>
             </w:tcBorders>
+            <w:shd w:val="clear" w:fill="184A4E"/>
             <w:vAlign w:val="bottom"/>
           </w:tcPr>
           <w:p>
@@ -7058,6 +7533,10 @@
               <w:jc w:val="left"/>
             </w:pPr>
             <w:r>
+              <w:rPr>
+                <w:b/>
+                <w:color w:val="ECE4BB"/>
+              </w:rPr>
               <w:t xml:space="preserve">Data</w:t>
             </w:r>
           </w:p>
@@ -7067,6 +7546,7 @@
             <w:tcBorders>
               <w:bottom w:val="single"/>
             </w:tcBorders>
+            <w:shd w:val="clear" w:fill="184A4E"/>
             <w:vAlign w:val="bottom"/>
           </w:tcPr>
           <w:p>
@@ -7075,6 +7555,10 @@
               <w:jc w:val="left"/>
             </w:pPr>
             <w:r>
+              <w:rPr>
+                <w:b/>
+                <w:color w:val="ECE4BB"/>
+              </w:rPr>
               <w:t xml:space="preserve">Alteração</w:t>
             </w:r>
           </w:p>
@@ -7084,6 +7568,7 @@
             <w:tcBorders>
               <w:bottom w:val="single"/>
             </w:tcBorders>
+            <w:shd w:val="clear" w:fill="184A4E"/>
             <w:vAlign w:val="bottom"/>
           </w:tcPr>
           <w:p>
@@ -7092,6 +7577,10 @@
               <w:jc w:val="left"/>
             </w:pPr>
             <w:r>
+              <w:rPr>
+                <w:b/>
+                <w:color w:val="ECE4BB"/>
+              </w:rPr>
               <w:t xml:space="preserve">Responsável</w:t>
             </w:r>
           </w:p>
@@ -7099,6 +7588,9 @@
       </w:tr>
       <w:tr>
         <w:tc>
+          <w:tcPr>
+            <w:shd w:val="clear" w:fill="F8F9FA"/>
+          </w:tcPr>
           <w:p>
             <w:pPr>
               <w:pStyle w:val="Compact"/>
@@ -7110,6 +7602,9 @@
           </w:p>
         </w:tc>
         <w:tc>
+          <w:tcPr>
+            <w:shd w:val="clear" w:fill="F8F9FA"/>
+          </w:tcPr>
           <w:p>
             <w:pPr>
               <w:pStyle w:val="Compact"/>
@@ -7121,6 +7616,9 @@
           </w:p>
         </w:tc>
         <w:tc>
+          <w:tcPr>
+            <w:shd w:val="clear" w:fill="F8F9FA"/>
+          </w:tcPr>
           <w:p>
             <w:pPr>
               <w:pStyle w:val="Compact"/>
@@ -7132,6 +7630,9 @@
           </w:p>
         </w:tc>
         <w:tc>
+          <w:tcPr>
+            <w:shd w:val="clear" w:fill="F8F9FA"/>
+          </w:tcPr>
           <w:p>
             <w:pPr>
               <w:pStyle w:val="Compact"/>
@@ -7183,6 +7684,10 @@
     <w:p>
       <w:pPr>
         <w:pStyle w:val="BlockText"/>
+        <w:pBdr>
+          <w:left w:val="single" w:sz="24" w:space="8" w:color="CAB77D"/>
+        </w:pBdr>
+        <w:shd w:val="clear" w:fill="ECE4BB"/>
       </w:pPr>
       <w:r>
         <w:rPr>
@@ -7196,7 +7701,10 @@
         <w:pStyle w:val="FirstParagraph"/>
       </w:pPr>
       <w:r>
-        <w:t xml:space="preserve">**Planilha Profissional. Transformando descobertas em ferramentas inteligente</w:t>
+        <w:rPr>
+          <w:b/>
+        </w:rPr>
+        <w:t xml:space="preserve">Planilha Profissional. Transformando descobertas em ferramentas inteligentes.</w:t>
       </w:r>
     </w:p>
     <w:sectPr/>
@@ -7931,7 +8439,7 @@
       <w:rFonts w:asciiTheme="majorHAnsi" w:eastAsiaTheme="majorEastAsia" w:hAnsiTheme="majorHAnsi" w:cstheme="majorBidi"/>
       <w:b/>
       <w:bCs/>
-      <w:color w:val="184A4E" w:themeColor="accent1" w:themeShade="B5"/>
+      <w:color w:val="184A4E"/>
       <w:sz w:val="36"/>
       <w:szCs w:val="36"/>
     </w:rPr>
@@ -7948,6 +8456,7 @@
       <w:jc w:val="center"/>
     </w:pPr>
     <w:rPr>
+      <w:color w:val="184A4E"/>
       <w:sz w:val="30"/>
       <w:szCs w:val="30"/>
     </w:rPr>
@@ -8011,7 +8520,7 @@
       <w:rFonts w:asciiTheme="majorHAnsi" w:eastAsiaTheme="majorEastAsia" w:hAnsiTheme="majorHAnsi" w:cstheme="majorBidi"/>
       <w:b/>
       <w:bCs/>
-      <w:color w:val="184A4E" w:themeColor="accent1"/>
+      <w:color w:val="184A4E"/>
       <w:sz w:val="32"/>
       <w:szCs w:val="32"/>
     </w:rPr>
@@ -8033,7 +8542,7 @@
       <w:rFonts w:asciiTheme="majorHAnsi" w:eastAsiaTheme="majorEastAsia" w:hAnsiTheme="majorHAnsi" w:cstheme="majorBidi"/>
       <w:b/>
       <w:bCs/>
-      <w:color w:val="184A4E" w:themeColor="accent1"/>
+      <w:color w:val="184A4E"/>
       <w:sz w:val="28"/>
       <w:szCs w:val="28"/>
     </w:rPr>
@@ -8055,7 +8564,7 @@
       <w:rFonts w:asciiTheme="majorHAnsi" w:eastAsiaTheme="majorEastAsia" w:hAnsiTheme="majorHAnsi" w:cstheme="majorBidi"/>
       <w:b/>
       <w:bCs/>
-      <w:color w:val="184A4E" w:themeColor="accent1"/>
+      <w:color w:val="CAB77D"/>
       <w:sz w:val="24"/>
       <w:szCs w:val="24"/>
     </w:rPr>
@@ -8077,7 +8586,7 @@
       <w:rFonts w:asciiTheme="majorHAnsi" w:eastAsiaTheme="majorEastAsia" w:hAnsiTheme="majorHAnsi" w:cstheme="majorBidi"/>
       <w:i/>
       <w:bCs/>
-      <w:color w:val="184A4E" w:themeColor="accent1"/>
+      <w:color w:val="CAB77D"/>
       <w:sz w:val="24"/>
       <w:szCs w:val="24"/>
     </w:rPr>
@@ -8098,7 +8607,7 @@
     <w:rPr>
       <w:rFonts w:asciiTheme="majorHAnsi" w:eastAsiaTheme="majorEastAsia" w:hAnsiTheme="majorHAnsi" w:cstheme="majorBidi"/>
       <w:iCs/>
-      <w:color w:val="184A4E" w:themeColor="accent1"/>
+      <w:color w:val="CAB77D"/>
       <w:sz w:val="24"/>
       <w:szCs w:val="24"/>
     </w:rPr>
@@ -8118,7 +8627,7 @@
     </w:pPr>
     <w:rPr>
       <w:rFonts w:asciiTheme="majorHAnsi" w:eastAsiaTheme="majorEastAsia" w:hAnsiTheme="majorHAnsi" w:cstheme="majorBidi"/>
-      <w:color w:val="184A4E" w:themeColor="accent1"/>
+      <w:color w:val="CAB77D"/>
       <w:sz w:val="24"/>
       <w:szCs w:val="24"/>
     </w:rPr>
@@ -8138,7 +8647,7 @@
     </w:pPr>
     <w:rPr>
       <w:rFonts w:asciiTheme="majorHAnsi" w:eastAsiaTheme="majorEastAsia" w:hAnsiTheme="majorHAnsi" w:cstheme="majorBidi"/>
-      <w:color w:val="184A4E" w:themeColor="accent1"/>
+      <w:color w:val="184A4E"/>
       <w:sz w:val="24"/>
       <w:szCs w:val="24"/>
     </w:rPr>
@@ -8158,7 +8667,7 @@
     </w:pPr>
     <w:rPr>
       <w:rFonts w:asciiTheme="majorHAnsi" w:eastAsiaTheme="majorEastAsia" w:hAnsiTheme="majorHAnsi" w:cstheme="majorBidi"/>
-      <w:color w:val="184A4E" w:themeColor="accent1"/>
+      <w:color w:val="184A4E"/>
       <w:sz w:val="24"/>
       <w:szCs w:val="24"/>
     </w:rPr>
@@ -8178,7 +8687,7 @@
     </w:pPr>
     <w:rPr>
       <w:rFonts w:asciiTheme="majorHAnsi" w:eastAsiaTheme="majorEastAsia" w:hAnsiTheme="majorHAnsi" w:cstheme="majorBidi"/>
-      <w:color w:val="184A4E" w:themeColor="accent1"/>
+      <w:color w:val="184A4E"/>
       <w:sz w:val="24"/>
       <w:szCs w:val="24"/>
     </w:rPr>
@@ -8298,7 +8807,7 @@
     <w:name w:val="Hyperlink"/>
     <w:basedOn w:val="BodyTextChar"/>
     <w:rPr>
-      <w:color w:val="184A4E" w:themeColor="accent1"/>
+      <w:color w:val="184A4E"/>
     </w:rPr>
   </w:style>
   <w:style w:type="paragraph" w:styleId="TOCHeading">
@@ -8316,7 +8825,7 @@
       <w:rFonts w:asciiTheme="majorHAnsi" w:eastAsiaTheme="majorEastAsia" w:hAnsiTheme="majorHAnsi" w:cstheme="majorBidi"/>
       <w:b w:val="0"/>
       <w:bCs w:val="0"/>
-      <w:color w:val="184A4E" w:themeColor="accent1" w:themeShade="BF"/>
+      <w:color w:val="184A4E"/>
     </w:rPr>
   </w:style>
   <w:style w:type="paragraph" w:customStyle="1" w:styleId="SourceCode">
